--- a/deliveries/2026-09-04/AutoBridge_Daily_2026-09-04/01_Vehicle_Pages/VEH_20260904_05_Chery_FulwinT9.docx
+++ b/deliveries/2026-09-04/AutoBridge_Daily_2026-09-04/01_Vehicle_Pages/VEH_20260904_05_Chery_FulwinT9.docx
@@ -113,7 +113,7 @@
         <w:t>Internal Link Suggestions</w:t>
       </w:r>
       <w:r>
-        <w:t>: /guides/ev-battery-shipping-imdg-42-24/ ; /vehicles/byd-qin-l-dm-i/ ; /guides/export-vehicle-document-package/</w:t>
+        <w:t>: /guides/ev-shipping-un3556-imdg-compliance/ ; /vehicles/byd-qin-l-dm-i/ ; /guides/export-vehicle-document-package/</w:t>
       </w:r>
     </w:p>
     <w:p>
@@ -1090,7 +1090,7 @@
               <w:rPr>
                 <w:sz w:val="20"/>
               </w:rPr>
-              <w:t>https://fulwin.chery.cn/vehicles/t9/config/</w:t>
+              <w:t>https://fulwin.chery.cn/vehicles/jac-t9-hunter/config/</w:t>
             </w:r>
           </w:p>
         </w:tc>
@@ -1686,10 +1686,10 @@
         <w:rPr>
           <w:b/>
         </w:rPr>
-        <w:t>Author / reviewer</w:t>
+        <w:t>Author</w:t>
       </w:r>
       <w:r>
-        <w:t>: [AutoBridge Export Sourcing Team](/authors/) · method per our [Editorial Policy](/editorial-policy/)</w:t>
+        <w:t>: AutoBridge Export Editorial Team · [Sourcing Team](/authors/) · method per our [Editorial Policy](/editorial-policy/)</w:t>
       </w:r>
     </w:p>
     <w:p>
@@ -1703,7 +1703,16 @@
         <w:t>Last reviewed</w:t>
       </w:r>
       <w:r>
-        <w:t>: 2026-09-04</w:t>
+        <w:t xml:space="preserve">: 2026-09-04 · </w:t>
+      </w:r>
+      <w:r>
+        <w:rPr>
+          <w:b/>
+        </w:rPr>
+        <w:t>Fact sheet version</w:t>
+      </w:r>
+      <w:r>
+        <w:t>: v1.1-2026-09-04</w:t>
       </w:r>
     </w:p>
     <w:p>
@@ -1732,6 +1741,20 @@
       </w:r>
       <w:r>
         <w:t>: OEM config anchored; standard vs long-wheelbase isolated; factory claims attributed</w:t>
+      </w:r>
+    </w:p>
+    <w:p>
+      <w:pPr>
+        <w:pStyle w:val="ListBullet"/>
+      </w:pPr>
+      <w:r>
+        <w:rPr>
+          <w:b/>
+        </w:rPr>
+        <w:t>Transparency</w:t>
+      </w:r>
+      <w:r>
+        <w:t>: AI_ASSISTED=true · HUMAN_REVIEWED=false · evidence.first_hand=false · PUBLISH_APPROVED=false</w:t>
       </w:r>
     </w:p>
     <w:p>

--- a/deliveries/2026-09-04/AutoBridge_Daily_2026-09-04/01_Vehicle_Pages/VEH_20260904_05_Chery_FulwinT9.docx
+++ b/deliveries/2026-09-04/AutoBridge_Daily_2026-09-04/01_Vehicle_Pages/VEH_20260904_05_Chery_FulwinT9.docx
@@ -4,7 +4,7 @@
   <w:body>
     <w:p>
       <w:pPr>
-        <w:pStyle w:val="Title"/>
+        <w:pStyle w:val="Heading1"/>
       </w:pPr>
       <w:r>
         <w:t>Chery Fulwin T9 (风云T9): a C-DM Plug-in Hybrid Mid-Size SUV — China Specs for Export</w:t>
@@ -12,7 +12,7 @@
     </w:p>
     <w:p>
       <w:pPr>
-        <w:pStyle w:val="Heading1"/>
+        <w:pStyle w:val="Heading2"/>
       </w:pPr>
       <w:r>
         <w:t>SEO Metadata</w:t>
@@ -146,7 +146,7 @@
     </w:p>
     <w:p>
       <w:pPr>
-        <w:pStyle w:val="Heading1"/>
+        <w:pStyle w:val="Heading2"/>
       </w:pPr>
       <w:r>
         <w:t>Buyer Context: a PHEV Family SUV With a Long-Battery Version</w:t>
@@ -177,7 +177,7 @@
     </w:p>
     <w:p>
       <w:pPr>
-        <w:pStyle w:val="Heading1"/>
+        <w:pStyle w:val="Heading2"/>
       </w:pPr>
       <w:r>
         <w:t>PHEV Powertrain: Dedicated Engine + Motor + Single-Speed DHT</w:t>
@@ -185,7 +185,7 @@
     </w:p>
     <w:tbl>
       <w:tblPr>
-        <w:tblStyle w:val="TableGrid"/>
+        <w:tblStyle w:val="LightGrid-Accent1"/>
         <w:tblW w:type="auto" w:w="0"/>
         <w:tblLook w:firstColumn="1" w:firstRow="1" w:lastColumn="0" w:lastRow="0" w:noHBand="0" w:noVBand="1" w:val="04A0"/>
       </w:tblPr>
@@ -197,20 +197,9 @@
         <w:tc>
           <w:tcPr>
             <w:tcW w:type="dxa" w:w="4320"/>
-            <w:shd w:val="clear" w:fill="EAF0F6"/>
           </w:tcPr>
           <w:p>
             <w:r>
-              <w:rPr>
-                <w:b/>
-                <w:sz w:val="20"/>
-              </w:rPr>
-            </w:r>
-            <w:r>
-              <w:rPr>
-                <w:b/>
-                <w:sz w:val="20"/>
-              </w:rPr>
               <w:t>Item</w:t>
             </w:r>
           </w:p>
@@ -218,20 +207,9 @@
         <w:tc>
           <w:tcPr>
             <w:tcW w:type="dxa" w:w="4320"/>
-            <w:shd w:val="clear" w:fill="EAF0F6"/>
           </w:tcPr>
           <w:p>
             <w:r>
-              <w:rPr>
-                <w:b/>
-                <w:sz w:val="20"/>
-              </w:rPr>
-            </w:r>
-            <w:r>
-              <w:rPr>
-                <w:b/>
-                <w:sz w:val="20"/>
-              </w:rPr>
               <w:t>Fulwin T9 C-DM (China reference)</w:t>
             </w:r>
           </w:p>
@@ -244,14 +222,6 @@
           </w:tcPr>
           <w:p>
             <w:r>
-              <w:rPr>
-                <w:sz w:val="20"/>
-              </w:rPr>
-            </w:r>
-            <w:r>
-              <w:rPr>
-                <w:sz w:val="20"/>
-              </w:rPr>
               <w:t>Engine</w:t>
             </w:r>
           </w:p>
@@ -262,14 +232,6 @@
           </w:tcPr>
           <w:p>
             <w:r>
-              <w:rPr>
-                <w:sz w:val="20"/>
-              </w:rPr>
-            </w:r>
-            <w:r>
-              <w:rPr>
-                <w:sz w:val="20"/>
-              </w:rPr>
               <w:t>1.5 T dedicated hybrid petrol (115 kW / 220 N·m engine-only; China-6b)</w:t>
             </w:r>
           </w:p>
@@ -282,14 +244,6 @@
           </w:tcPr>
           <w:p>
             <w:r>
-              <w:rPr>
-                <w:sz w:val="20"/>
-              </w:rPr>
-            </w:r>
-            <w:r>
-              <w:rPr>
-                <w:sz w:val="20"/>
-              </w:rPr>
               <w:t>Front motor</w:t>
             </w:r>
           </w:p>
@@ -300,14 +254,6 @@
           </w:tcPr>
           <w:p>
             <w:r>
-              <w:rPr>
-                <w:sz w:val="20"/>
-              </w:rPr>
-            </w:r>
-            <w:r>
-              <w:rPr>
-                <w:sz w:val="20"/>
-              </w:rPr>
               <w:t>150 kW / 310 N·m</w:t>
             </w:r>
           </w:p>
@@ -320,14 +266,6 @@
           </w:tcPr>
           <w:p>
             <w:r>
-              <w:rPr>
-                <w:sz w:val="20"/>
-              </w:rPr>
-            </w:r>
-            <w:r>
-              <w:rPr>
-                <w:sz w:val="20"/>
-              </w:rPr>
               <w:t>Combined system output</w:t>
             </w:r>
           </w:p>
@@ -338,14 +276,6 @@
           </w:tcPr>
           <w:p>
             <w:r>
-              <w:rPr>
-                <w:sz w:val="20"/>
-              </w:rPr>
-            </w:r>
-            <w:r>
-              <w:rPr>
-                <w:sz w:val="20"/>
-              </w:rPr>
               <w:t>about 265 kW / 530 N·m</w:t>
             </w:r>
           </w:p>
@@ -358,14 +288,6 @@
           </w:tcPr>
           <w:p>
             <w:r>
-              <w:rPr>
-                <w:sz w:val="20"/>
-              </w:rPr>
-            </w:r>
-            <w:r>
-              <w:rPr>
-                <w:sz w:val="20"/>
-              </w:rPr>
               <w:t>Hybrid transmission</w:t>
             </w:r>
           </w:p>
@@ -376,14 +298,6 @@
           </w:tcPr>
           <w:p>
             <w:r>
-              <w:rPr>
-                <w:sz w:val="20"/>
-              </w:rPr>
-            </w:r>
-            <w:r>
-              <w:rPr>
-                <w:sz w:val="20"/>
-              </w:rPr>
               <w:t>Single-speed DHT</w:t>
             </w:r>
           </w:p>
@@ -396,14 +310,6 @@
           </w:tcPr>
           <w:p>
             <w:r>
-              <w:rPr>
-                <w:sz w:val="20"/>
-              </w:rPr>
-            </w:r>
-            <w:r>
-              <w:rPr>
-                <w:sz w:val="20"/>
-              </w:rPr>
               <w:t>Long-range battery</w:t>
             </w:r>
           </w:p>
@@ -415,13 +321,7 @@
           <w:p>
             <w:r>
               <w:rPr>
-                <w:sz w:val="20"/>
-              </w:rPr>
-            </w:r>
-            <w:r>
-              <w:rPr>
                 <w:b/>
-                <w:sz w:val="20"/>
               </w:rPr>
               <w:t>32.66 kWh</w:t>
             </w:r>
@@ -435,14 +335,6 @@
           </w:tcPr>
           <w:p>
             <w:r>
-              <w:rPr>
-                <w:sz w:val="20"/>
-              </w:rPr>
-            </w:r>
-            <w:r>
-              <w:rPr>
-                <w:sz w:val="20"/>
-              </w:rPr>
               <w:t>Electric range</w:t>
             </w:r>
           </w:p>
@@ -454,20 +346,11 @@
           <w:p>
             <w:r>
               <w:rPr>
-                <w:sz w:val="20"/>
-              </w:rPr>
-            </w:r>
-            <w:r>
-              <w:rPr>
                 <w:b/>
-                <w:sz w:val="20"/>
               </w:rPr>
               <w:t>120–220 km CLTC</w:t>
             </w:r>
             <w:r>
-              <w:rPr>
-                <w:sz w:val="20"/>
-              </w:rPr>
               <w:t xml:space="preserve"> (version-dependent; a WLTC figure of about 160 km is also cited for one version)</w:t>
             </w:r>
           </w:p>
@@ -480,14 +363,6 @@
           </w:tcPr>
           <w:p>
             <w:r>
-              <w:rPr>
-                <w:sz w:val="20"/>
-              </w:rPr>
-            </w:r>
-            <w:r>
-              <w:rPr>
-                <w:sz w:val="20"/>
-              </w:rPr>
               <w:t>Combined range</w:t>
             </w:r>
           </w:p>
@@ -498,27 +373,15 @@
           </w:tcPr>
           <w:p>
             <w:r>
-              <w:rPr>
-                <w:sz w:val="20"/>
-              </w:rPr>
-            </w:r>
-            <w:r>
-              <w:rPr>
-                <w:sz w:val="20"/>
-              </w:rPr>
               <w:t xml:space="preserve">about 1400 km </w:t>
             </w:r>
             <w:r>
               <w:rPr>
                 <w:b/>
-                <w:sz w:val="20"/>
               </w:rPr>
               <w:t>WLTC, manufacturer-claimed</w:t>
             </w:r>
             <w:r>
-              <w:rPr>
-                <w:sz w:val="20"/>
-              </w:rPr>
               <w:t xml:space="preserve"> — label as a factory claim, not measured</w:t>
             </w:r>
           </w:p>
@@ -531,14 +394,6 @@
           </w:tcPr>
           <w:p>
             <w:r>
-              <w:rPr>
-                <w:sz w:val="20"/>
-              </w:rPr>
-            </w:r>
-            <w:r>
-              <w:rPr>
-                <w:sz w:val="20"/>
-              </w:rPr>
               <w:t>Charging</w:t>
             </w:r>
           </w:p>
@@ -549,20 +404,13 @@
           </w:tcPr>
           <w:p>
             <w:r>
-              <w:rPr>
-                <w:sz w:val="20"/>
-              </w:rPr>
-            </w:r>
-            <w:r>
-              <w:rPr>
-                <w:sz w:val="20"/>
-              </w:rPr>
               <w:t>DC about 20 min for 30–80%; AC slow charge about 3 h (single-source; confirm per OEM)</w:t>
             </w:r>
           </w:p>
         </w:tc>
       </w:tr>
     </w:tbl>
+    <w:p/>
     <w:p>
       <w:r>
         <w:t xml:space="preserve">For a PHEV the exporter fixes </w:t>
@@ -579,7 +427,7 @@
     </w:p>
     <w:p>
       <w:pPr>
-        <w:pStyle w:val="Heading1"/>
+        <w:pStyle w:val="Heading2"/>
       </w:pPr>
       <w:r>
         <w:t>Body, Seating and Cargo</w:t>
@@ -652,7 +500,7 @@
     </w:p>
     <w:p>
       <w:pPr>
-        <w:pStyle w:val="Heading1"/>
+        <w:pStyle w:val="Heading2"/>
       </w:pPr>
       <w:r>
         <w:t>Standard T9 vs Stretched T9L — Do Not Merge</w:t>
@@ -696,7 +544,7 @@
     </w:p>
     <w:p>
       <w:pPr>
-        <w:pStyle w:val="Heading1"/>
+        <w:pStyle w:val="Heading2"/>
       </w:pPr>
       <w:r>
         <w:t>Overseas Buyer Verification Before Payment</w:t>
@@ -774,7 +622,7 @@
     </w:p>
     <w:p>
       <w:pPr>
-        <w:pStyle w:val="Heading1"/>
+        <w:pStyle w:val="Heading2"/>
       </w:pPr>
       <w:r>
         <w:t>Request a Current Export Quotation</w:t>
@@ -805,7 +653,7 @@
     </w:p>
     <w:p>
       <w:pPr>
-        <w:pStyle w:val="Heading1"/>
+        <w:pStyle w:val="Heading2"/>
       </w:pPr>
       <w:r>
         <w:t>Frequently Asked Questions</w:t>
@@ -819,8 +667,10 @@
         <w:t>Is the Fulwin T9 the same as the T9L?</w:t>
       </w:r>
       <w:r>
-        <w:t xml:space="preserve"> No; the T9L is a longer-wheelbase vehicle (about 4870 mm / 2920 mm) and is excluded from this standard-T9 sheet. </w:t>
+        <w:t xml:space="preserve"> No; the T9L is a longer-wheelbase vehicle (about 4870 mm / 2920 mm) and is excluded from this standard-T9 sheet.</w:t>
       </w:r>
+    </w:p>
+    <w:p>
       <w:r>
         <w:rPr>
           <w:b/>
@@ -828,8 +678,10 @@
         <w:t>What battery does the long-range T9 use?</w:t>
       </w:r>
       <w:r>
-        <w:t xml:space="preserve"> A 32.66 kWh pack for the documented long-range versions, with 120–220 km CLTC electric range depending on trim. </w:t>
+        <w:t xml:space="preserve"> A 32.66 kWh pack for the documented long-range versions, with 120–220 km CLTC electric range depending on trim.</w:t>
       </w:r>
+    </w:p>
+    <w:p>
       <w:r>
         <w:rPr>
           <w:b/>
@@ -837,8 +689,10 @@
         <w:t>Is the 1400 km range measured?</w:t>
       </w:r>
       <w:r>
-        <w:t xml:space="preserve"> It is a manufacturer-claimed WLTC combined figure; present it as a factory claim, not a test result. </w:t>
+        <w:t xml:space="preserve"> It is a manufacturer-claimed WLTC combined figure; present it as a factory claim, not a test result.</w:t>
       </w:r>
+    </w:p>
+    <w:p>
       <w:r>
         <w:rPr>
           <w:b/>
@@ -851,7 +705,255 @@
     </w:p>
     <w:p>
       <w:pPr>
-        <w:pStyle w:val="Heading1"/>
+        <w:pStyle w:val="Heading2"/>
+      </w:pPr>
+      <w:r>
+        <w:t>Image Record</w:t>
+      </w:r>
+    </w:p>
+    <w:p>
+      <w:pPr>
+        <w:pStyle w:val="ListBullet"/>
+      </w:pPr>
+      <w:r>
+        <w:t>IMAGE_ASSET_PATH: none secured in repository</w:t>
+      </w:r>
+    </w:p>
+    <w:p>
+      <w:pPr>
+        <w:pStyle w:val="ListBullet"/>
+      </w:pPr>
+      <w:r>
+        <w:t>ORIGINAL_IMAGE_URL: not captured</w:t>
+      </w:r>
+    </w:p>
+    <w:p>
+      <w:pPr>
+        <w:pStyle w:val="ListBullet"/>
+      </w:pPr>
+      <w:r>
+        <w:t>SOURCE_PAGE: not captured</w:t>
+      </w:r>
+    </w:p>
+    <w:p>
+      <w:pPr>
+        <w:pStyle w:val="ListBullet"/>
+      </w:pPr>
+      <w:r>
+        <w:t>RIGHTS_HOLDER: unconfirmed</w:t>
+      </w:r>
+    </w:p>
+    <w:p>
+      <w:pPr>
+        <w:pStyle w:val="ListBullet"/>
+      </w:pPr>
+      <w:r>
+        <w:t>LICENSE: none secured — no third-party image may be published until rights are cleared</w:t>
+      </w:r>
+    </w:p>
+    <w:p>
+      <w:pPr>
+        <w:pStyle w:val="ListBullet"/>
+      </w:pPr>
+      <w:r>
+        <w:t>CHECKED_DATE: 2026-09-05</w:t>
+      </w:r>
+    </w:p>
+    <w:p>
+      <w:pPr>
+        <w:pStyle w:val="ListBullet"/>
+      </w:pPr>
+      <w:r>
+        <w:t>MODEL_TOPIC_MATCH: must match the exact model/version (or the guide topic) and reference market above</w:t>
+      </w:r>
+    </w:p>
+    <w:p>
+      <w:pPr>
+        <w:pStyle w:val="ListBullet"/>
+      </w:pPr>
+      <w:r>
+        <w:t>IMAGE_RIGHTS_STATUS: FAIL (no licensed asset captured; a placeholder or “retain old image” note is not accepted)</w:t>
+      </w:r>
+    </w:p>
+    <w:p>
+      <w:pPr>
+        <w:pStyle w:val="ListBullet"/>
+      </w:pPr>
+      <w:r>
+        <w:t>ALT by language:</w:t>
+      </w:r>
+    </w:p>
+    <w:p>
+      <w:pPr>
+        <w:pStyle w:val="ListBullet"/>
+      </w:pPr>
+      <w:r>
+        <w:rPr>
+          <w:b/>
+        </w:rPr>
+        <w:t>EN</w:t>
+      </w:r>
+      <w:r>
+        <w:t>: AutoBridge export-buyer reference — Chery Fulwin T9, plug-in hybrid vehicle / SUV</w:t>
+      </w:r>
+    </w:p>
+    <w:p>
+      <w:pPr>
+        <w:pStyle w:val="ListBullet"/>
+      </w:pPr>
+      <w:r>
+        <w:rPr>
+          <w:b/>
+        </w:rPr>
+        <w:t>FR</w:t>
+      </w:r>
+      <w:r>
+        <w:t>: Référence AutoBridge pour acheteurs export — Chery Fulwin T9, véhicule hybride rechargeable / SUV</w:t>
+      </w:r>
+    </w:p>
+    <w:p>
+      <w:pPr>
+        <w:pStyle w:val="ListBullet"/>
+      </w:pPr>
+      <w:r>
+        <w:rPr>
+          <w:b/>
+        </w:rPr>
+        <w:t>DE</w:t>
+      </w:r>
+      <w:r>
+        <w:t>: AutoBridge-Referenz für Exportkäufer — Chery Fulwin T9, Plug-in-Hybridfahrzeug / SUV</w:t>
+      </w:r>
+    </w:p>
+    <w:p>
+      <w:pPr>
+        <w:pStyle w:val="ListBullet"/>
+      </w:pPr>
+      <w:r>
+        <w:rPr>
+          <w:b/>
+        </w:rPr>
+        <w:t>ES</w:t>
+      </w:r>
+      <w:r>
+        <w:t>: Referencia AutoBridge para compradores de exportación — Chery Fulwin T9, vehículo híbrido enchufable / SUV</w:t>
+      </w:r>
+    </w:p>
+    <w:p>
+      <w:pPr>
+        <w:pStyle w:val="ListBullet"/>
+      </w:pPr>
+      <w:r>
+        <w:rPr>
+          <w:b/>
+        </w:rPr>
+        <w:t>PT</w:t>
+      </w:r>
+      <w:r>
+        <w:t>: Referência AutoBridge para compradores de exportação — Chery Fulwin T9, veículo híbrido plug-in / SUV</w:t>
+      </w:r>
+    </w:p>
+    <w:p>
+      <w:pPr>
+        <w:pStyle w:val="ListBullet"/>
+      </w:pPr>
+      <w:r>
+        <w:rPr>
+          <w:b/>
+        </w:rPr>
+        <w:t>JA</w:t>
+      </w:r>
+      <w:r>
+        <w:t>: AutoBridge 輸出バイヤー向けリファレンス｜Chery Fulwin T9, プラグインハイブリッド車 / SUV</w:t>
+      </w:r>
+    </w:p>
+    <w:p>
+      <w:pPr>
+        <w:pStyle w:val="ListBullet"/>
+      </w:pPr>
+      <w:r>
+        <w:rPr>
+          <w:b/>
+        </w:rPr>
+        <w:t>KO</w:t>
+      </w:r>
+      <w:r>
+        <w:t>: AutoBridge 수출 바이어 참고 자료｜Chery Fulwin T9, 플러그인 하이브리드 차량 / SUV</w:t>
+      </w:r>
+    </w:p>
+    <w:p>
+      <w:pPr>
+        <w:pStyle w:val="ListBullet"/>
+      </w:pPr>
+      <w:r>
+        <w:rPr>
+          <w:b/>
+        </w:rPr>
+        <w:t>VI</w:t>
+      </w:r>
+      <w:r>
+        <w:t>: Tài liệu tham khảo AutoBridge cho người mua xuất khẩu — Chery Fulwin T9, xe hybrid sạc ngoài / SUV</w:t>
+      </w:r>
+    </w:p>
+    <w:p>
+      <w:pPr>
+        <w:pStyle w:val="ListBullet"/>
+      </w:pPr>
+      <w:r>
+        <w:rPr>
+          <w:b/>
+        </w:rPr>
+        <w:t>TH</w:t>
+      </w:r>
+      <w:r>
+        <w:t>: เอกสารอ้างอิง AutoBridge สำหรับผู้ซื้อเพื่อการส่งออก — Chery Fulwin T9, รถปลั๊กอินไฮบริด / รถเอสยูวี</w:t>
+      </w:r>
+    </w:p>
+    <w:p>
+      <w:pPr>
+        <w:pStyle w:val="ListBullet"/>
+      </w:pPr>
+      <w:r>
+        <w:rPr>
+          <w:b/>
+        </w:rPr>
+        <w:t>ID</w:t>
+      </w:r>
+      <w:r>
+        <w:t>: Referensi AutoBridge untuk pembeli ekspor — Chery Fulwin T9, kendaraan hybrid plug-in / SUV</w:t>
+      </w:r>
+    </w:p>
+    <w:p>
+      <w:pPr>
+        <w:pStyle w:val="ListBullet"/>
+      </w:pPr>
+      <w:r>
+        <w:rPr>
+          <w:b/>
+        </w:rPr>
+        <w:t>AR</w:t>
+      </w:r>
+      <w:r>
+        <w:t>: مرجع AutoBridge لمشتري التصدير — Chery Fulwin T9, مركبة هجينة قابلة للشحن / سيارة دفع رباعي</w:t>
+      </w:r>
+    </w:p>
+    <w:p>
+      <w:pPr>
+        <w:pStyle w:val="ListBullet"/>
+      </w:pPr>
+      <w:r>
+        <w:rPr>
+          <w:b/>
+        </w:rPr>
+        <w:t>ZH</w:t>
+      </w:r>
+      <w:r>
+        <w:t>: AutoBridge 出口采购参考｜Chery Fulwin T9, 插电混动车 / SUV</w:t>
+      </w:r>
+    </w:p>
+    <w:p>
+      <w:pPr>
+        <w:pStyle w:val="Heading2"/>
       </w:pPr>
       <w:r>
         <w:t>Sources &amp; Verification</w:t>
@@ -859,7 +961,7 @@
     </w:p>
     <w:tbl>
       <w:tblPr>
-        <w:tblStyle w:val="TableGrid"/>
+        <w:tblStyle w:val="LightGrid-Accent1"/>
         <w:tblW w:type="auto" w:w="0"/>
         <w:tblLook w:firstColumn="1" w:firstRow="1" w:lastColumn="0" w:lastRow="0" w:noHBand="0" w:noVBand="1" w:val="04A0"/>
       </w:tblPr>
@@ -876,20 +978,9 @@
         <w:tc>
           <w:tcPr>
             <w:tcW w:type="dxa" w:w="1234"/>
-            <w:shd w:val="clear" w:fill="EAF0F6"/>
           </w:tcPr>
           <w:p>
             <w:r>
-              <w:rPr>
-                <w:b/>
-                <w:sz w:val="20"/>
-              </w:rPr>
-            </w:r>
-            <w:r>
-              <w:rPr>
-                <w:b/>
-                <w:sz w:val="20"/>
-              </w:rPr>
               <w:t>Source title</w:t>
             </w:r>
           </w:p>
@@ -897,20 +988,9 @@
         <w:tc>
           <w:tcPr>
             <w:tcW w:type="dxa" w:w="1234"/>
-            <w:shd w:val="clear" w:fill="EAF0F6"/>
           </w:tcPr>
           <w:p>
             <w:r>
-              <w:rPr>
-                <w:b/>
-                <w:sz w:val="20"/>
-              </w:rPr>
-            </w:r>
-            <w:r>
-              <w:rPr>
-                <w:b/>
-                <w:sz w:val="20"/>
-              </w:rPr>
               <w:t>Organization</w:t>
             </w:r>
           </w:p>
@@ -918,20 +998,9 @@
         <w:tc>
           <w:tcPr>
             <w:tcW w:type="dxa" w:w="1234"/>
-            <w:shd w:val="clear" w:fill="EAF0F6"/>
           </w:tcPr>
           <w:p>
             <w:r>
-              <w:rPr>
-                <w:b/>
-                <w:sz w:val="20"/>
-              </w:rPr>
-            </w:r>
-            <w:r>
-              <w:rPr>
-                <w:b/>
-                <w:sz w:val="20"/>
-              </w:rPr>
               <w:t>Market</w:t>
             </w:r>
           </w:p>
@@ -939,20 +1008,9 @@
         <w:tc>
           <w:tcPr>
             <w:tcW w:type="dxa" w:w="1234"/>
-            <w:shd w:val="clear" w:fill="EAF0F6"/>
           </w:tcPr>
           <w:p>
             <w:r>
-              <w:rPr>
-                <w:b/>
-                <w:sz w:val="20"/>
-              </w:rPr>
-            </w:r>
-            <w:r>
-              <w:rPr>
-                <w:b/>
-                <w:sz w:val="20"/>
-              </w:rPr>
               <w:t>URL</w:t>
             </w:r>
           </w:p>
@@ -960,20 +1018,9 @@
         <w:tc>
           <w:tcPr>
             <w:tcW w:type="dxa" w:w="1234"/>
-            <w:shd w:val="clear" w:fill="EAF0F6"/>
           </w:tcPr>
           <w:p>
             <w:r>
-              <w:rPr>
-                <w:b/>
-                <w:sz w:val="20"/>
-              </w:rPr>
-            </w:r>
-            <w:r>
-              <w:rPr>
-                <w:b/>
-                <w:sz w:val="20"/>
-              </w:rPr>
               <w:t>Checked</w:t>
             </w:r>
           </w:p>
@@ -981,20 +1028,9 @@
         <w:tc>
           <w:tcPr>
             <w:tcW w:type="dxa" w:w="1234"/>
-            <w:shd w:val="clear" w:fill="EAF0F6"/>
           </w:tcPr>
           <w:p>
             <w:r>
-              <w:rPr>
-                <w:b/>
-                <w:sz w:val="20"/>
-              </w:rPr>
-            </w:r>
-            <w:r>
-              <w:rPr>
-                <w:b/>
-                <w:sz w:val="20"/>
-              </w:rPr>
               <w:t>Confidence</w:t>
             </w:r>
           </w:p>
@@ -1002,20 +1038,9 @@
         <w:tc>
           <w:tcPr>
             <w:tcW w:type="dxa" w:w="1234"/>
-            <w:shd w:val="clear" w:fill="EAF0F6"/>
           </w:tcPr>
           <w:p>
             <w:r>
-              <w:rPr>
-                <w:b/>
-                <w:sz w:val="20"/>
-              </w:rPr>
-            </w:r>
-            <w:r>
-              <w:rPr>
-                <w:b/>
-                <w:sz w:val="20"/>
-              </w:rPr>
               <w:t>Supported facts</w:t>
             </w:r>
           </w:p>
@@ -1028,14 +1053,150 @@
           </w:tcPr>
           <w:p>
             <w:r>
-              <w:rPr>
-                <w:sz w:val="20"/>
-              </w:rPr>
+              <w:t>GB 38031 traction-battery safety requirement (national standard)</w:t>
             </w:r>
+          </w:p>
+        </w:tc>
+        <w:tc>
+          <w:tcPr>
+            <w:tcW w:type="dxa" w:w="1234"/>
+          </w:tcPr>
+          <w:p>
             <w:r>
-              <w:rPr>
-                <w:sz w:val="20"/>
-              </w:rPr>
+              <w:t>SAMR / Standardization Administration</w:t>
+            </w:r>
+          </w:p>
+        </w:tc>
+        <w:tc>
+          <w:tcPr>
+            <w:tcW w:type="dxa" w:w="1234"/>
+          </w:tcPr>
+          <w:p>
+            <w:r>
+              <w:t>CN</w:t>
+            </w:r>
+          </w:p>
+        </w:tc>
+        <w:tc>
+          <w:tcPr>
+            <w:tcW w:type="dxa" w:w="1234"/>
+          </w:tcPr>
+          <w:p>
+            <w:r>
+              <w:t>https://std.samr.gov.cn/gb/search/gbDetailed?id=31D72E7FB9BF92EDE06397BE0A0AC2E0</w:t>
+            </w:r>
+          </w:p>
+        </w:tc>
+        <w:tc>
+          <w:tcPr>
+            <w:tcW w:type="dxa" w:w="1234"/>
+          </w:tcPr>
+          <w:p>
+            <w:r>
+              <w:t>2026-09-05</w:t>
+            </w:r>
+          </w:p>
+        </w:tc>
+        <w:tc>
+          <w:tcPr>
+            <w:tcW w:type="dxa" w:w="1234"/>
+          </w:tcPr>
+          <w:p>
+            <w:r>
+              <w:t>VERIFIED</w:t>
+            </w:r>
+          </w:p>
+        </w:tc>
+        <w:tc>
+          <w:tcPr>
+            <w:tcW w:type="dxa" w:w="1234"/>
+          </w:tcPr>
+          <w:p>
+            <w:r>
+              <w:t>Traction-battery safety baseline relevant to the C-DM high-voltage pack</w:t>
+            </w:r>
+          </w:p>
+        </w:tc>
+      </w:tr>
+      <w:tr>
+        <w:tc>
+          <w:tcPr>
+            <w:tcW w:type="dxa" w:w="1234"/>
+          </w:tcPr>
+          <w:p>
+            <w:r>
+              <w:t>GB 18352.6-2016/XG1-2026 light-vehicle emission limits (China 6)</w:t>
+            </w:r>
+          </w:p>
+        </w:tc>
+        <w:tc>
+          <w:tcPr>
+            <w:tcW w:type="dxa" w:w="1234"/>
+          </w:tcPr>
+          <w:p>
+            <w:r>
+              <w:t>Ministry of Ecology and Environment</w:t>
+            </w:r>
+          </w:p>
+        </w:tc>
+        <w:tc>
+          <w:tcPr>
+            <w:tcW w:type="dxa" w:w="1234"/>
+          </w:tcPr>
+          <w:p>
+            <w:r>
+              <w:t>CN</w:t>
+            </w:r>
+          </w:p>
+        </w:tc>
+        <w:tc>
+          <w:tcPr>
+            <w:tcW w:type="dxa" w:w="1234"/>
+          </w:tcPr>
+          <w:p>
+            <w:r>
+              <w:t>https://www.mee.gov.cn/xxgk2018/xxgk/xxgk01/202604/t20260430_1150676.html</w:t>
+            </w:r>
+          </w:p>
+        </w:tc>
+        <w:tc>
+          <w:tcPr>
+            <w:tcW w:type="dxa" w:w="1234"/>
+          </w:tcPr>
+          <w:p>
+            <w:r>
+              <w:t>2026-09-05</w:t>
+            </w:r>
+          </w:p>
+        </w:tc>
+        <w:tc>
+          <w:tcPr>
+            <w:tcW w:type="dxa" w:w="1234"/>
+          </w:tcPr>
+          <w:p>
+            <w:r>
+              <w:t>VERIFIED</w:t>
+            </w:r>
+          </w:p>
+        </w:tc>
+        <w:tc>
+          <w:tcPr>
+            <w:tcW w:type="dxa" w:w="1234"/>
+          </w:tcPr>
+          <w:p>
+            <w:r>
+              <w:t>Current China-6 emission frame for the 1.5T dedicated engine (China-6b reference)</w:t>
+            </w:r>
+          </w:p>
+        </w:tc>
+      </w:tr>
+      <w:tr>
+        <w:tc>
+          <w:tcPr>
+            <w:tcW w:type="dxa" w:w="1234"/>
+          </w:tcPr>
+          <w:p>
+            <w:r>
               <w:t>Fulwin T9 official configuration table</w:t>
             </w:r>
           </w:p>
@@ -1046,14 +1207,6 @@
           </w:tcPr>
           <w:p>
             <w:r>
-              <w:rPr>
-                <w:sz w:val="20"/>
-              </w:rPr>
-            </w:r>
-            <w:r>
-              <w:rPr>
-                <w:sz w:val="20"/>
-              </w:rPr>
               <w:t>Chery Fulwin (OEM)</w:t>
             </w:r>
           </w:p>
@@ -1064,14 +1217,6 @@
           </w:tcPr>
           <w:p>
             <w:r>
-              <w:rPr>
-                <w:sz w:val="20"/>
-              </w:rPr>
-            </w:r>
-            <w:r>
-              <w:rPr>
-                <w:sz w:val="20"/>
-              </w:rPr>
               <w:t>CN</w:t>
             </w:r>
           </w:p>
@@ -1082,15 +1227,7 @@
           </w:tcPr>
           <w:p>
             <w:r>
-              <w:rPr>
-                <w:sz w:val="20"/>
-              </w:rPr>
-            </w:r>
-            <w:r>
-              <w:rPr>
-                <w:sz w:val="20"/>
-              </w:rPr>
-              <w:t>https://fulwin.chery.cn/vehicles/jac-t9-hunter/config/</w:t>
+              <w:t>https://fulwin.chery.cn/vehicles/t9/config/</w:t>
             </w:r>
           </w:p>
         </w:tc>
@@ -1100,14 +1237,6 @@
           </w:tcPr>
           <w:p>
             <w:r>
-              <w:rPr>
-                <w:sz w:val="20"/>
-              </w:rPr>
-            </w:r>
-            <w:r>
-              <w:rPr>
-                <w:sz w:val="20"/>
-              </w:rPr>
               <w:t>2026-09-04</w:t>
             </w:r>
           </w:p>
@@ -1118,14 +1247,6 @@
           </w:tcPr>
           <w:p>
             <w:r>
-              <w:rPr>
-                <w:sz w:val="20"/>
-              </w:rPr>
-            </w:r>
-            <w:r>
-              <w:rPr>
-                <w:sz w:val="20"/>
-              </w:rPr>
               <w:t>VERIFIED (OEM)</w:t>
             </w:r>
           </w:p>
@@ -1136,14 +1257,6 @@
           </w:tcPr>
           <w:p>
             <w:r>
-              <w:rPr>
-                <w:sz w:val="20"/>
-              </w:rPr>
-            </w:r>
-            <w:r>
-              <w:rPr>
-                <w:sz w:val="20"/>
-              </w:rPr>
               <w:t>Battery, dimensions, seats, charging, versions</w:t>
             </w:r>
           </w:p>
@@ -1156,14 +1269,6 @@
           </w:tcPr>
           <w:p>
             <w:r>
-              <w:rPr>
-                <w:sz w:val="20"/>
-              </w:rPr>
-            </w:r>
-            <w:r>
-              <w:rPr>
-                <w:sz w:val="20"/>
-              </w:rPr>
               <w:t>Fulwin T9 hands-on (size/model year)</w:t>
             </w:r>
           </w:p>
@@ -1174,14 +1279,6 @@
           </w:tcPr>
           <w:p>
             <w:r>
-              <w:rPr>
-                <w:sz w:val="20"/>
-              </w:rPr>
-            </w:r>
-            <w:r>
-              <w:rPr>
-                <w:sz w:val="20"/>
-              </w:rPr>
               <w:t>Dongchedi</w:t>
             </w:r>
           </w:p>
@@ -1192,14 +1289,6 @@
           </w:tcPr>
           <w:p>
             <w:r>
-              <w:rPr>
-                <w:sz w:val="20"/>
-              </w:rPr>
-            </w:r>
-            <w:r>
-              <w:rPr>
-                <w:sz w:val="20"/>
-              </w:rPr>
               <w:t>CN</w:t>
             </w:r>
           </w:p>
@@ -1210,14 +1299,6 @@
           </w:tcPr>
           <w:p>
             <w:r>
-              <w:rPr>
-                <w:sz w:val="20"/>
-              </w:rPr>
-            </w:r>
-            <w:r>
-              <w:rPr>
-                <w:sz w:val="20"/>
-              </w:rPr>
               <w:t>https://m.dongchedi.com/article/7506038314424730131</w:t>
             </w:r>
           </w:p>
@@ -1228,14 +1309,6 @@
           </w:tcPr>
           <w:p>
             <w:r>
-              <w:rPr>
-                <w:sz w:val="20"/>
-              </w:rPr>
-            </w:r>
-            <w:r>
-              <w:rPr>
-                <w:sz w:val="20"/>
-              </w:rPr>
               <w:t>2026-09-04</w:t>
             </w:r>
           </w:p>
@@ -1246,14 +1319,6 @@
           </w:tcPr>
           <w:p>
             <w:r>
-              <w:rPr>
-                <w:sz w:val="20"/>
-              </w:rPr>
-            </w:r>
-            <w:r>
-              <w:rPr>
-                <w:sz w:val="20"/>
-              </w:rPr>
               <w:t>CROSS_CHECKED</w:t>
             </w:r>
           </w:p>
@@ -1264,14 +1329,6 @@
           </w:tcPr>
           <w:p>
             <w:r>
-              <w:rPr>
-                <w:sz w:val="20"/>
-              </w:rPr>
-            </w:r>
-            <w:r>
-              <w:rPr>
-                <w:sz w:val="20"/>
-              </w:rPr>
               <w:t>Dimensions, model-year boundary</w:t>
             </w:r>
           </w:p>
@@ -1284,14 +1341,6 @@
           </w:tcPr>
           <w:p>
             <w:r>
-              <w:rPr>
-                <w:sz w:val="20"/>
-              </w:rPr>
-            </w:r>
-            <w:r>
-              <w:rPr>
-                <w:sz w:val="20"/>
-              </w:rPr>
               <w:t>Fulwin T9 120 long-range flagship config</w:t>
             </w:r>
           </w:p>
@@ -1302,14 +1351,6 @@
           </w:tcPr>
           <w:p>
             <w:r>
-              <w:rPr>
-                <w:sz w:val="20"/>
-              </w:rPr>
-            </w:r>
-            <w:r>
-              <w:rPr>
-                <w:sz w:val="20"/>
-              </w:rPr>
               <w:t>Autohome config</w:t>
             </w:r>
           </w:p>
@@ -1320,14 +1361,6 @@
           </w:tcPr>
           <w:p>
             <w:r>
-              <w:rPr>
-                <w:sz w:val="20"/>
-              </w:rPr>
-            </w:r>
-            <w:r>
-              <w:rPr>
-                <w:sz w:val="20"/>
-              </w:rPr>
               <w:t>CN</w:t>
             </w:r>
           </w:p>
@@ -1338,14 +1371,6 @@
           </w:tcPr>
           <w:p>
             <w:r>
-              <w:rPr>
-                <w:sz w:val="20"/>
-              </w:rPr>
-            </w:r>
-            <w:r>
-              <w:rPr>
-                <w:sz w:val="20"/>
-              </w:rPr>
               <w:t>https://m.autohome.com.cn/config/spec/70272.html</w:t>
             </w:r>
           </w:p>
@@ -1356,14 +1381,6 @@
           </w:tcPr>
           <w:p>
             <w:r>
-              <w:rPr>
-                <w:sz w:val="20"/>
-              </w:rPr>
-            </w:r>
-            <w:r>
-              <w:rPr>
-                <w:sz w:val="20"/>
-              </w:rPr>
               <w:t>2026-09-04</w:t>
             </w:r>
           </w:p>
@@ -1374,14 +1391,6 @@
           </w:tcPr>
           <w:p>
             <w:r>
-              <w:rPr>
-                <w:sz w:val="20"/>
-              </w:rPr>
-            </w:r>
-            <w:r>
-              <w:rPr>
-                <w:sz w:val="20"/>
-              </w:rPr>
               <w:t>CROSS_CHECKED</w:t>
             </w:r>
           </w:p>
@@ -1392,14 +1401,6 @@
           </w:tcPr>
           <w:p>
             <w:r>
-              <w:rPr>
-                <w:sz w:val="20"/>
-              </w:rPr>
-            </w:r>
-            <w:r>
-              <w:rPr>
-                <w:sz w:val="20"/>
-              </w:rPr>
               <w:t>32.66 kWh, electric range, motor</w:t>
             </w:r>
           </w:p>
@@ -1412,14 +1413,6 @@
           </w:tcPr>
           <w:p>
             <w:r>
-              <w:rPr>
-                <w:sz w:val="20"/>
-              </w:rPr>
-            </w:r>
-            <w:r>
-              <w:rPr>
-                <w:sz w:val="20"/>
-              </w:rPr>
               <w:t>Fulwin T9 battery &amp; EV-range analysis</w:t>
             </w:r>
           </w:p>
@@ -1430,14 +1423,6 @@
           </w:tcPr>
           <w:p>
             <w:r>
-              <w:rPr>
-                <w:sz w:val="20"/>
-              </w:rPr>
-            </w:r>
-            <w:r>
-              <w:rPr>
-                <w:sz w:val="20"/>
-              </w:rPr>
               <w:t>Autohome·Chejiahao</w:t>
             </w:r>
           </w:p>
@@ -1448,14 +1433,6 @@
           </w:tcPr>
           <w:p>
             <w:r>
-              <w:rPr>
-                <w:sz w:val="20"/>
-              </w:rPr>
-            </w:r>
-            <w:r>
-              <w:rPr>
-                <w:sz w:val="20"/>
-              </w:rPr>
               <w:t>CN</w:t>
             </w:r>
           </w:p>
@@ -1466,14 +1443,6 @@
           </w:tcPr>
           <w:p>
             <w:r>
-              <w:rPr>
-                <w:sz w:val="20"/>
-              </w:rPr>
-            </w:r>
-            <w:r>
-              <w:rPr>
-                <w:sz w:val="20"/>
-              </w:rPr>
               <w:t>https://chejiahao.m.autohome.com.cn/pingan/chejiahao/detailinfo/26113006</w:t>
             </w:r>
           </w:p>
@@ -1484,14 +1453,6 @@
           </w:tcPr>
           <w:p>
             <w:r>
-              <w:rPr>
-                <w:sz w:val="20"/>
-              </w:rPr>
-            </w:r>
-            <w:r>
-              <w:rPr>
-                <w:sz w:val="20"/>
-              </w:rPr>
               <w:t>2026-09-04</w:t>
             </w:r>
           </w:p>
@@ -1502,14 +1463,6 @@
           </w:tcPr>
           <w:p>
             <w:r>
-              <w:rPr>
-                <w:sz w:val="20"/>
-              </w:rPr>
-            </w:r>
-            <w:r>
-              <w:rPr>
-                <w:sz w:val="20"/>
-              </w:rPr>
               <w:t>SINGLE_SOURCE</w:t>
             </w:r>
           </w:p>
@@ -1520,14 +1473,6 @@
           </w:tcPr>
           <w:p>
             <w:r>
-              <w:rPr>
-                <w:sz w:val="20"/>
-              </w:rPr>
-            </w:r>
-            <w:r>
-              <w:rPr>
-                <w:sz w:val="20"/>
-              </w:rPr>
               <w:t>Battery, CLTC/WLTC range, charge times</w:t>
             </w:r>
           </w:p>
@@ -1540,14 +1485,6 @@
           </w:tcPr>
           <w:p>
             <w:r>
-              <w:rPr>
-                <w:sz w:val="20"/>
-              </w:rPr>
-            </w:r>
-            <w:r>
-              <w:rPr>
-                <w:sz w:val="20"/>
-              </w:rPr>
               <w:t>Fulwin T9 launch &amp; dimensions</w:t>
             </w:r>
           </w:p>
@@ -1558,14 +1495,6 @@
           </w:tcPr>
           <w:p>
             <w:r>
-              <w:rPr>
-                <w:sz w:val="20"/>
-              </w:rPr>
-            </w:r>
-            <w:r>
-              <w:rPr>
-                <w:sz w:val="20"/>
-              </w:rPr>
               <w:t>Sohu Auto database</w:t>
             </w:r>
           </w:p>
@@ -1576,14 +1505,6 @@
           </w:tcPr>
           <w:p>
             <w:r>
-              <w:rPr>
-                <w:sz w:val="20"/>
-              </w:rPr>
-            </w:r>
-            <w:r>
-              <w:rPr>
-                <w:sz w:val="20"/>
-              </w:rPr>
               <w:t>CN</w:t>
             </w:r>
           </w:p>
@@ -1594,14 +1515,6 @@
           </w:tcPr>
           <w:p>
             <w:r>
-              <w:rPr>
-                <w:sz w:val="20"/>
-              </w:rPr>
-            </w:r>
-            <w:r>
-              <w:rPr>
-                <w:sz w:val="20"/>
-              </w:rPr>
               <w:t>http://db.m.auto.sohu.com/model_7322/a/1019838375_120590677</w:t>
             </w:r>
           </w:p>
@@ -1612,14 +1525,6 @@
           </w:tcPr>
           <w:p>
             <w:r>
-              <w:rPr>
-                <w:sz w:val="20"/>
-              </w:rPr>
-            </w:r>
-            <w:r>
-              <w:rPr>
-                <w:sz w:val="20"/>
-              </w:rPr>
               <w:t>2026-09-04</w:t>
             </w:r>
           </w:p>
@@ -1630,14 +1535,6 @@
           </w:tcPr>
           <w:p>
             <w:r>
-              <w:rPr>
-                <w:sz w:val="20"/>
-              </w:rPr>
-            </w:r>
-            <w:r>
-              <w:rPr>
-                <w:sz w:val="20"/>
-              </w:rPr>
               <w:t>CROSS_CHECKED</w:t>
             </w:r>
           </w:p>
@@ -1648,31 +1545,93 @@
           </w:tcPr>
           <w:p>
             <w:r>
-              <w:rPr>
-                <w:sz w:val="20"/>
-              </w:rPr>
-            </w:r>
-            <w:r>
-              <w:rPr>
-                <w:sz w:val="20"/>
-              </w:rPr>
               <w:t>Mid-size PHEV SUV size, domestic price</w:t>
             </w:r>
           </w:p>
         </w:tc>
       </w:tr>
+      <w:tr>
+        <w:tc>
+          <w:tcPr>
+            <w:tcW w:type="dxa" w:w="1234"/>
+          </w:tcPr>
+          <w:p>
+            <w:r>
+              <w:t>风云T9 官方配置表(品牌官网)</w:t>
+            </w:r>
+          </w:p>
+        </w:tc>
+        <w:tc>
+          <w:tcPr>
+            <w:tcW w:type="dxa" w:w="1234"/>
+          </w:tcPr>
+          <w:p>
+            <w:r>
+              <w:t>奇瑞风云(奇瑞官方)</w:t>
+            </w:r>
+          </w:p>
+        </w:tc>
+        <w:tc>
+          <w:tcPr>
+            <w:tcW w:type="dxa" w:w="1234"/>
+          </w:tcPr>
+          <w:p>
+            <w:r>
+              <w:t>CN</w:t>
+            </w:r>
+          </w:p>
+        </w:tc>
+        <w:tc>
+          <w:tcPr>
+            <w:tcW w:type="dxa" w:w="1234"/>
+          </w:tcPr>
+          <w:p>
+            <w:r>
+              <w:t>https://fulwin.chery.cn/vehicles/t9/config/</w:t>
+            </w:r>
+          </w:p>
+        </w:tc>
+        <w:tc>
+          <w:tcPr>
+            <w:tcW w:type="dxa" w:w="1234"/>
+          </w:tcPr>
+          <w:p>
+            <w:r>
+              <w:t>2026-09-04</w:t>
+            </w:r>
+          </w:p>
+        </w:tc>
+        <w:tc>
+          <w:tcPr>
+            <w:tcW w:type="dxa" w:w="1234"/>
+          </w:tcPr>
+          <w:p>
+            <w:r>
+              <w:t>VERIFIED</w:t>
+            </w:r>
+          </w:p>
+        </w:tc>
+        <w:tc>
+          <w:tcPr>
+            <w:tcW w:type="dxa" w:w="1234"/>
+          </w:tcPr>
+          <w:p>
+            <w:r>
+              <w:t>发动机115kW/220N·m/国VIb/无级超级电混DHT</w:t>
+            </w:r>
+          </w:p>
+        </w:tc>
+      </w:tr>
     </w:tbl>
+    <w:p/>
     <w:p>
       <w:r>
-        <w:rPr>
-          <w:i/>
-        </w:rPr>
-        <w:t>Confidence note: OEM configuration page captured (VERIFIED anchor); charge times and cargo volume are single-source; combined range is a manufacturer claim. Standard T9 only — T9L excluded.</w:t>
+        <w:t>*Confidence note: OEM configuration page captured (VERIFIED anchor); charge times and cargo volume are single-source; combined range is a manufacturer claim. Standard T9 only — T9L excluded.*</w:t>
       </w:r>
     </w:p>
     <w:p>
       <w:pPr>
-        <w:pStyle w:val="Heading1"/>
+        <w:pStyle w:val="Heading2"/>
       </w:pPr>
       <w:r>
         <w:t>Editorial Review</w:t>
@@ -2156,8 +2115,8 @@
     <w:qFormat/>
     <w:rsid w:val="00FC693F"/>
     <w:rPr>
-      <w:rFonts w:ascii="Calibri" w:hAnsi="Calibri" w:eastAsia="Calibri"/>
-      <w:sz w:val="22"/>
+      <w:rFonts w:ascii="Calibri" w:hAnsi="Calibri"/>
+      <w:sz w:val="21"/>
     </w:rPr>
   </w:style>
   <w:style w:type="paragraph" w:styleId="Header">
@@ -2219,11 +2178,11 @@
       <w:outlineLvl w:val="0"/>
     </w:pPr>
     <w:rPr>
-      <w:rFonts w:asciiTheme="majorHAnsi" w:eastAsiaTheme="majorEastAsia" w:hAnsiTheme="majorHAnsi" w:cstheme="majorBidi" w:ascii="Calibri" w:hAnsi="Calibri"/>
+      <w:rFonts w:asciiTheme="majorHAnsi" w:eastAsiaTheme="majorEastAsia" w:hAnsiTheme="majorHAnsi" w:cstheme="majorBidi"/>
       <w:b/>
       <w:bCs/>
-      <w:color w:val="1F2A37"/>
-      <w:sz w:val="40"/>
+      <w:color w:val="365F91" w:themeColor="accent1" w:themeShade="BF"/>
+      <w:sz w:val="28"/>
       <w:szCs w:val="28"/>
     </w:rPr>
   </w:style>
@@ -2243,11 +2202,11 @@
       <w:outlineLvl w:val="1"/>
     </w:pPr>
     <w:rPr>
-      <w:rFonts w:asciiTheme="majorHAnsi" w:eastAsiaTheme="majorEastAsia" w:hAnsiTheme="majorHAnsi" w:cstheme="majorBidi" w:ascii="Calibri" w:hAnsi="Calibri"/>
+      <w:rFonts w:asciiTheme="majorHAnsi" w:eastAsiaTheme="majorEastAsia" w:hAnsiTheme="majorHAnsi" w:cstheme="majorBidi"/>
       <w:b/>
       <w:bCs/>
-      <w:color w:val="1F2A37"/>
-      <w:sz w:val="30"/>
+      <w:color w:val="4F81BD" w:themeColor="accent1"/>
+      <w:sz w:val="26"/>
       <w:szCs w:val="26"/>
     </w:rPr>
   </w:style>
@@ -2267,11 +2226,10 @@
       <w:outlineLvl w:val="2"/>
     </w:pPr>
     <w:rPr>
-      <w:rFonts w:asciiTheme="majorHAnsi" w:eastAsiaTheme="majorEastAsia" w:hAnsiTheme="majorHAnsi" w:cstheme="majorBidi" w:ascii="Calibri" w:hAnsi="Calibri"/>
+      <w:rFonts w:asciiTheme="majorHAnsi" w:eastAsiaTheme="majorEastAsia" w:hAnsiTheme="majorHAnsi" w:cstheme="majorBidi"/>
       <w:b/>
       <w:bCs/>
-      <w:color w:val="1F2A37"/>
-      <w:sz w:val="25"/>
+      <w:color w:val="4F81BD" w:themeColor="accent1"/>
     </w:rPr>
   </w:style>
   <w:style w:type="paragraph" w:styleId="Heading4">

--- a/deliveries/2026-09-04/AutoBridge_Daily_2026-09-04/01_Vehicle_Pages/VEH_20260904_05_Chery_FulwinT9.docx
+++ b/deliveries/2026-09-04/AutoBridge_Daily_2026-09-04/01_Vehicle_Pages/VEH_20260904_05_Chery_FulwinT9.docx
@@ -748,7 +748,7 @@
         <w:pStyle w:val="ListBullet"/>
       </w:pPr>
       <w:r>
-        <w:t>LICENSE: none secured — no third-party image may be published until rights are cleared</w:t>
+        <w:t>LICENSE_OR_USAGE_BASIS: none secured — no third-party image may be published until rights are cleared</w:t>
       </w:r>
     </w:p>
     <w:p>
@@ -1648,7 +1648,7 @@
         <w:t>Author</w:t>
       </w:r>
       <w:r>
-        <w:t>: AutoBridge Export Editorial Team · [Sourcing Team](/authors/) · method per our [Editorial Policy](/editorial-policy/)</w:t>
+        <w:t>: AutoBridge Export Editorial Team · method per our [Editorial Policy](/editorial-policy/)</w:t>
       </w:r>
     </w:p>
     <w:p>
@@ -1662,16 +1662,7 @@
         <w:t>Last reviewed</w:t>
       </w:r>
       <w:r>
-        <w:t xml:space="preserve">: 2026-09-04 · </w:t>
-      </w:r>
-      <w:r>
-        <w:rPr>
-          <w:b/>
-        </w:rPr>
-        <w:t>Fact sheet version</w:t>
-      </w:r>
-      <w:r>
-        <w:t>: v1.1-2026-09-04</w:t>
+        <w:t>: 2026-09-05</w:t>
       </w:r>
     </w:p>
     <w:p>
@@ -1713,7 +1704,7 @@
         <w:t>Transparency</w:t>
       </w:r>
       <w:r>
-        <w:t>: AI_ASSISTED=true · HUMAN_REVIEWED=false · evidence.first_hand=false · PUBLISH_APPROVED=false</w:t>
+        <w:t>: Prepared with AI assistance and editorially checked by the AutoBridge Export Editorial Team. It is source-based desk research, not first-hand testing; confirm time-sensitive and destination-specific requirements before transacting.</w:t>
       </w:r>
     </w:p>
     <w:p>
@@ -1724,10 +1715,10 @@
         <w:rPr>
           <w:b/>
         </w:rPr>
-        <w:t>Quality gates</w:t>
+        <w:t>Editorial standard</w:t>
       </w:r>
       <w:r>
-        <w:t>: EDITORIAL_QA_PASS=PASS · FACT_SOURCE_PASS=PASS · SEO_PASS=PASS · CODEX_REVIEW_PASS=PENDING · PUBLISH_APPROVED=FALSE until independent sign-off</w:t>
+        <w:t>: Researched and written from the sources listed above (desk research; no first-hand driving, teardown or import is claimed). Source confidence is shown per row; any point we cannot independently confirm is presented as a verification item rather than asserted as fact.</w:t>
       </w:r>
     </w:p>
     <w:p>
@@ -2115,7 +2106,6 @@
     <w:qFormat/>
     <w:rsid w:val="00FC693F"/>
     <w:rPr>
-      <w:rFonts w:ascii="Calibri" w:hAnsi="Calibri"/>
       <w:sz w:val="21"/>
     </w:rPr>
   </w:style>
